--- a/NomCom/Candidate B/Principal VP Rating Summary SLJ2-AAW.docx
+++ b/NomCom/Candidate B/Principal VP Rating Summary SLJ2-AAW.docx
@@ -10261,12 +10261,6 @@
 </file>
 
 <file path=customXml/item1.xml><?xml version="1.0" encoding="utf-8"?>
-<p:properties xmlns:p="http://schemas.microsoft.com/office/2006/metadata/properties" xmlns:xsi="http://www.w3.org/2001/XMLSchema-instance" xmlns:pc="http://schemas.microsoft.com/office/infopath/2007/PartnerControls">
-  <documentManagement/>
-</p:properties>
-</file>
-
-<file path=customXml/item2.xml><?xml version="1.0" encoding="utf-8"?>
 <ct:contentTypeSchema xmlns:ct="http://schemas.microsoft.com/office/2006/metadata/contentType" xmlns:ma="http://schemas.microsoft.com/office/2006/metadata/properties/metaAttributes" ct:_="" ma:_="" ma:contentTypeName="Document" ma:contentTypeID="0x0101009B47998D0C784F41A0C2C4C0BC11B78D" ma:contentTypeVersion="8" ma:contentTypeDescription="Create a new document." ma:contentTypeScope="" ma:versionID="ad69c74bd5fc9ad2d81f27b977fe7b19">
   <xsd:schema xmlns:xsd="http://www.w3.org/2001/XMLSchema" xmlns:xs="http://www.w3.org/2001/XMLSchema" xmlns:p="http://schemas.microsoft.com/office/2006/metadata/properties" xmlns:ns2="d326613d-845a-4606-970a-eae884d2bc77" xmlns:ns3="b697abaa-05c9-4e92-a73c-0cb957524ef7" targetNamespace="http://schemas.microsoft.com/office/2006/metadata/properties" ma:root="true" ma:fieldsID="4208c0b624b5f20ac0c8f9d435267a8f" ns2:_="" ns3:_="">
     <xsd:import namespace="d326613d-845a-4606-970a-eae884d2bc77"/>
@@ -10457,11 +10451,13 @@
 </ct:contentTypeSchema>
 </file>
 
-<file path=customXml/item3.xml><?xml version="1.0" encoding="utf-8"?>
-<b:Sources xmlns:b="http://schemas.openxmlformats.org/officeDocument/2006/bibliography" xmlns="http://schemas.openxmlformats.org/officeDocument/2006/bibliography" SelectedStyle="\APASixthEditionOfficeOnline.xsl" StyleName="APA" Version="6"/>
+<file path=customXml/item2.xml><?xml version="1.0" encoding="utf-8"?>
+<p:properties xmlns:p="http://schemas.microsoft.com/office/2006/metadata/properties" xmlns:xsi="http://www.w3.org/2001/XMLSchema-instance" xmlns:pc="http://schemas.microsoft.com/office/infopath/2007/PartnerControls">
+  <documentManagement/>
+</p:properties>
 </file>
 
-<file path=customXml/item4.xml><?xml version="1.0" encoding="utf-8"?>
+<file path=customXml/item3.xml><?xml version="1.0" encoding="utf-8"?>
 <?mso-contentType ?>
 <FormTemplates xmlns="http://schemas.microsoft.com/sharepoint/v3/contenttype/forms">
   <Display>DocumentLibraryForm</Display>
@@ -10470,16 +10466,11 @@
 </FormTemplates>
 </file>
 
-<file path=customXml/itemProps1.xml><?xml version="1.0" encoding="utf-8"?>
-<ds:datastoreItem xmlns:ds="http://schemas.openxmlformats.org/officeDocument/2006/customXml" ds:itemID="{B6D50015-24A5-4E89-AEDF-037DFEF4C50E}">
-  <ds:schemaRefs>
-    <ds:schemaRef ds:uri="http://schemas.microsoft.com/office/2006/metadata/properties"/>
-    <ds:schemaRef ds:uri="http://schemas.microsoft.com/office/infopath/2007/PartnerControls"/>
-  </ds:schemaRefs>
-</ds:datastoreItem>
+<file path=customXml/item4.xml><?xml version="1.0" encoding="utf-8"?>
+<b:Sources xmlns:b="http://schemas.openxmlformats.org/officeDocument/2006/bibliography" xmlns="http://schemas.openxmlformats.org/officeDocument/2006/bibliography" SelectedStyle="\APASixthEditionOfficeOnline.xsl" StyleName="APA" Version="6"/>
 </file>
 
-<file path=customXml/itemProps2.xml><?xml version="1.0" encoding="utf-8"?>
+<file path=customXml/itemProps1.xml><?xml version="1.0" encoding="utf-8"?>
 <ds:datastoreItem xmlns:ds="http://schemas.openxmlformats.org/officeDocument/2006/customXml" ds:itemID="{88F41E83-AF3A-4884-891F-BFD4E2B538CF}">
   <ds:schemaRefs>
     <ds:schemaRef ds:uri="http://schemas.microsoft.com/office/2006/metadata/contentType"/>
@@ -10498,18 +10489,27 @@
 </ds:datastoreItem>
 </file>
 
+<file path=customXml/itemProps2.xml><?xml version="1.0" encoding="utf-8"?>
+<ds:datastoreItem xmlns:ds="http://schemas.openxmlformats.org/officeDocument/2006/customXml" ds:itemID="{B6D50015-24A5-4E89-AEDF-037DFEF4C50E}">
+  <ds:schemaRefs>
+    <ds:schemaRef ds:uri="http://schemas.microsoft.com/office/2006/metadata/properties"/>
+    <ds:schemaRef ds:uri="http://schemas.microsoft.com/office/infopath/2007/PartnerControls"/>
+  </ds:schemaRefs>
+</ds:datastoreItem>
+</file>
+
 <file path=customXml/itemProps3.xml><?xml version="1.0" encoding="utf-8"?>
+<ds:datastoreItem xmlns:ds="http://schemas.openxmlformats.org/officeDocument/2006/customXml" ds:itemID="{815207E6-9580-4FD2-95D5-EA22302E776C}">
+  <ds:schemaRefs>
+    <ds:schemaRef ds:uri="http://schemas.microsoft.com/sharepoint/v3/contenttype/forms"/>
+  </ds:schemaRefs>
+</ds:datastoreItem>
+</file>
+
+<file path=customXml/itemProps4.xml><?xml version="1.0" encoding="utf-8"?>
 <ds:datastoreItem xmlns:ds="http://schemas.openxmlformats.org/officeDocument/2006/customXml" ds:itemID="{33A794B9-2D63-40BA-A2DC-568FF11C97C5}">
   <ds:schemaRefs>
     <ds:schemaRef ds:uri="http://schemas.openxmlformats.org/officeDocument/2006/bibliography"/>
   </ds:schemaRefs>
 </ds:datastoreItem>
-</file>
-
-<file path=customXml/itemProps4.xml><?xml version="1.0" encoding="utf-8"?>
-<ds:datastoreItem xmlns:ds="http://schemas.openxmlformats.org/officeDocument/2006/customXml" ds:itemID="{815207E6-9580-4FD2-95D5-EA22302E776C}">
-  <ds:schemaRefs>
-    <ds:schemaRef ds:uri="http://schemas.microsoft.com/sharepoint/v3/contenttype/forms"/>
-  </ds:schemaRefs>
-</ds:datastoreItem>
 </file>